--- a/semana-05-sistema-envios/semana-05-sistema-envios/Evidencia_Dylan_Garcia.docx
+++ b/semana-05-sistema-envios/semana-05-sistema-envios/Evidencia_Dylan_Garcia.docx
@@ -26,10 +26,7 @@
     </w:p>
     <w:p>
       <w:r>
-        <w:t xml:space="preserve">Nombre completo: </w:t>
-      </w:r>
-      <w:r>
-        <w:t xml:space="preserve">Dylan </w:t>
+        <w:t xml:space="preserve">Nombre completo: Dylan </w:t>
       </w:r>
       <w:proofErr w:type="spellStart"/>
       <w:r>
@@ -50,18 +47,12 @@
     </w:p>
     <w:p>
       <w:r>
-        <w:t xml:space="preserve">Número de carné: </w:t>
-      </w:r>
-      <w:r>
-        <w:t>9941-25-21652</w:t>
-      </w:r>
-    </w:p>
-    <w:p>
-      <w:r>
-        <w:t xml:space="preserve">Curso y sección: </w:t>
-      </w:r>
-      <w:r>
-        <w:t>Programación II sección C</w:t>
+        <w:t>Número de carné: 9941-25-21652</w:t>
+      </w:r>
+    </w:p>
+    <w:p>
+      <w:r>
+        <w:t>Curso y sección: Programación II sección C</w:t>
       </w:r>
     </w:p>
     <w:p>
@@ -76,16 +67,9 @@
     </w:p>
     <w:p>
       <w:r>
-        <w:t>[Enlace del repositorio</w:t>
-      </w:r>
-      <w:r>
-        <w:t xml:space="preserve"> pendiente</w:t>
-      </w:r>
-      <w:r>
-        <w:t>]</w:t>
-      </w:r>
-    </w:p>
-    <w:p/>
+        <w:t>https://github.com/DYLANG187/programacion-II-2026/tree/main/semana-05-sistema-envios/semana-05-sistema-envios</w:t>
+      </w:r>
+    </w:p>
     <w:p>
       <w:r>
         <w:br w:type="page"/>
@@ -391,15 +375,7 @@
           <w:sz w:val="24"/>
           <w:szCs w:val="24"/>
         </w:rPr>
-        <w:t xml:space="preserve">. </w:t>
-      </w:r>
-      <w:r>
-        <w:rPr>
-          <w:rFonts w:asciiTheme="majorHAnsi" w:hAnsiTheme="majorHAnsi" w:cstheme="majorHAnsi"/>
-          <w:sz w:val="24"/>
-          <w:szCs w:val="24"/>
-        </w:rPr>
-        <w:t>E</w:t>
+        <w:t>. E</w:t>
       </w:r>
       <w:r>
         <w:rPr>
@@ -637,23 +613,7 @@
           <w:sz w:val="24"/>
           <w:szCs w:val="24"/>
         </w:rPr>
-        <w:t xml:space="preserve">nvió </w:t>
-      </w:r>
-      <w:r>
-        <w:rPr>
-          <w:rFonts w:asciiTheme="majorHAnsi" w:hAnsiTheme="majorHAnsi" w:cstheme="majorHAnsi"/>
-          <w:sz w:val="24"/>
-          <w:szCs w:val="24"/>
-        </w:rPr>
-        <w:t>Interna</w:t>
-      </w:r>
-      <w:r>
-        <w:rPr>
-          <w:rFonts w:asciiTheme="majorHAnsi" w:hAnsiTheme="majorHAnsi" w:cstheme="majorHAnsi"/>
-          <w:sz w:val="24"/>
-          <w:szCs w:val="24"/>
-        </w:rPr>
-        <w:t>cional</w:t>
+        <w:t>nvió Internacional</w:t>
       </w:r>
     </w:p>
     <w:p>
@@ -1348,7 +1308,6 @@
         <w:t xml:space="preserve"> y agregan sus propias características. El método </w:t>
       </w:r>
       <w:proofErr w:type="spellStart"/>
-      <w:proofErr w:type="gramStart"/>
       <w:r>
         <w:rPr>
           <w:rFonts w:cstheme="minorHAnsi"/>
@@ -1364,16 +1323,7 @@
           <w:sz w:val="24"/>
           <w:szCs w:val="24"/>
         </w:rPr>
-        <w:t>(</w:t>
-      </w:r>
-      <w:proofErr w:type="gramEnd"/>
-      <w:r>
-        <w:rPr>
-          <w:rFonts w:cstheme="minorHAnsi"/>
-          <w:sz w:val="24"/>
-          <w:szCs w:val="24"/>
-        </w:rPr>
-        <w:t>) fue sobrescrito en ambas clases para aplicar las reglas de cálculo correspondientes</w:t>
+        <w:t>() fue sobrescrito en ambas clases para aplicar las reglas de cálculo correspondientes</w:t>
       </w:r>
       <w:r>
         <w:rPr>
@@ -1392,7 +1342,6 @@
         <w:t xml:space="preserve">. El método </w:t>
       </w:r>
       <w:proofErr w:type="spellStart"/>
-      <w:proofErr w:type="gramStart"/>
       <w:r>
         <w:rPr>
           <w:rFonts w:cstheme="minorHAnsi"/>
@@ -1408,16 +1357,7 @@
           <w:sz w:val="24"/>
           <w:szCs w:val="24"/>
         </w:rPr>
-        <w:t>(</w:t>
-      </w:r>
-      <w:proofErr w:type="gramEnd"/>
-      <w:r>
-        <w:rPr>
-          <w:rFonts w:cstheme="minorHAnsi"/>
-          <w:sz w:val="24"/>
-          <w:szCs w:val="24"/>
-        </w:rPr>
-        <w:t xml:space="preserve">) fue sobrecargado mediante una segunda versión que recibe un valor booleano para mostrar el desglose del cálculo. El polimorfismo se demuestra en Main al utilizar una variable de tipo </w:t>
+        <w:t xml:space="preserve">() fue sobrecargado mediante una segunda versión que recibe un valor booleano para mostrar el desglose del cálculo. El polimorfismo se demuestra en Main al utilizar una variable de tipo </w:t>
       </w:r>
       <w:proofErr w:type="spellStart"/>
       <w:r>
@@ -2153,6 +2093,7 @@
   <w:style w:type="character" w:default="1" w:styleId="Fuentedeprrafopredeter">
     <w:name w:val="Default Paragraph Font"/>
     <w:uiPriority w:val="1"/>
+    <w:semiHidden/>
     <w:unhideWhenUsed/>
   </w:style>
   <w:style w:type="table" w:default="1" w:styleId="Tablanormal">
